--- a/templates/sk_jf _tunjangan.docx
+++ b/templates/sk_jf _tunjangan.docx
@@ -216,7 +216,21 @@
         <w:rPr>
           <w:rFonts w:cs="Times New Roman"/>
         </w:rPr>
-        <w:t>} ATAS NAMA {</w:t>
+        <w:t xml:space="preserve">} </w:t>
+      </w:r>
+    </w:p>
+    <w:p>
+      <w:pPr>
+        <w:jc w:val="center"/>
+        <w:rPr>
+          <w:rFonts w:cs="Times New Roman"/>
+        </w:rPr>
+      </w:pPr>
+      <w:r>
+        <w:rPr>
+          <w:rFonts w:cs="Times New Roman"/>
+        </w:rPr>
+        <w:t>ATAS NAMA {</w:t>
       </w:r>
       <w:proofErr w:type="spellStart"/>
       <w:r>

--- a/templates/sk_jf _tunjangan.docx
+++ b/templates/sk_jf _tunjangan.docx
@@ -2074,8 +2074,8 @@
               </w:tabs>
               <w:rPr>
                 <w:rFonts w:cs="Times New Roman"/>
-                <w:sz w:val="14"/>
-                <w:szCs w:val="14"/>
+                <w:sz w:val="22"/>
+                <w:szCs w:val="22"/>
                 <w:lang w:val="id-ID"/>
               </w:rPr>
             </w:pPr>
@@ -2087,8 +2087,8 @@
               </w:tabs>
               <w:rPr>
                 <w:rFonts w:cs="Times New Roman"/>
-                <w:sz w:val="14"/>
-                <w:szCs w:val="14"/>
+                <w:sz w:val="22"/>
+                <w:szCs w:val="22"/>
                 <w:lang w:val="id-ID"/>
               </w:rPr>
             </w:pPr>
@@ -2124,8 +2124,8 @@
               <w:jc w:val="center"/>
               <w:rPr>
                 <w:rFonts w:cs="Times New Roman"/>
-                <w:sz w:val="14"/>
-                <w:szCs w:val="14"/>
+                <w:sz w:val="22"/>
+                <w:szCs w:val="22"/>
                 <w:lang w:val="id-ID"/>
               </w:rPr>
             </w:pPr>
@@ -2138,8 +2138,8 @@
               <w:jc w:val="center"/>
               <w:rPr>
                 <w:rFonts w:cs="Times New Roman"/>
-                <w:sz w:val="14"/>
-                <w:szCs w:val="14"/>
+                <w:sz w:val="22"/>
+                <w:szCs w:val="22"/>
                 <w:lang w:val="id-ID"/>
               </w:rPr>
             </w:pPr>

--- a/templates/sk_jf _tunjangan.docx
+++ b/templates/sk_jf _tunjangan.docx
@@ -2072,6 +2072,7 @@
               <w:tabs>
                 <w:tab w:val="left" w:pos="3765"/>
               </w:tabs>
+              <w:jc w:val="center"/>
               <w:rPr>
                 <w:rFonts w:cs="Times New Roman"/>
                 <w:sz w:val="22"/>
@@ -2085,6 +2086,7 @@
               <w:tabs>
                 <w:tab w:val="left" w:pos="3765"/>
               </w:tabs>
+              <w:jc w:val="center"/>
               <w:rPr>
                 <w:rFonts w:cs="Times New Roman"/>
                 <w:sz w:val="22"/>

--- a/templates/sk_jf _tunjangan.docx
+++ b/templates/sk_jf _tunjangan.docx
@@ -126,19 +126,11 @@
           <w:rFonts w:cs="Times New Roman"/>
         </w:rPr>
       </w:pPr>
-      <w:proofErr w:type="gramStart"/>
       <w:r>
         <w:rPr>
           <w:rFonts w:cs="Times New Roman"/>
         </w:rPr>
-        <w:t>NOMOR :</w:t>
-      </w:r>
-      <w:proofErr w:type="gramEnd"/>
-      <w:r>
-        <w:rPr>
-          <w:rFonts w:cs="Times New Roman"/>
-        </w:rPr>
-        <w:t xml:space="preserve"> </w:t>
+        <w:t xml:space="preserve">NOMOR : </w:t>
       </w:r>
       <w:r>
         <w:rPr>
@@ -196,14 +188,7 @@
         <w:rPr>
           <w:rFonts w:cs="Times New Roman"/>
         </w:rPr>
-        <w:t>{</w:t>
-      </w:r>
-      <w:proofErr w:type="spellStart"/>
-      <w:r>
-        <w:rPr>
-          <w:rFonts w:cs="Times New Roman"/>
-        </w:rPr>
-        <w:t>valueJabatanBaru</w:t>
+        <w:t>{valueJabatanBaru</w:t>
       </w:r>
       <w:r>
         <w:rPr>
@@ -211,7 +196,6 @@
         </w:rPr>
         <w:t>Up</w:t>
       </w:r>
-      <w:proofErr w:type="spellEnd"/>
       <w:r>
         <w:rPr>
           <w:rFonts w:cs="Times New Roman"/>
@@ -230,21 +214,7 @@
         <w:rPr>
           <w:rFonts w:cs="Times New Roman"/>
         </w:rPr>
-        <w:t>ATAS NAMA {</w:t>
-      </w:r>
-      <w:proofErr w:type="spellStart"/>
-      <w:r>
-        <w:rPr>
-          <w:rFonts w:cs="Times New Roman"/>
-        </w:rPr>
-        <w:t>valueNama</w:t>
-      </w:r>
-      <w:proofErr w:type="spellEnd"/>
-      <w:r>
-        <w:rPr>
-          <w:rFonts w:cs="Times New Roman"/>
-        </w:rPr>
-        <w:t>}</w:t>
+        <w:t>ATAS NAMA {valueNama}</w:t>
       </w:r>
     </w:p>
     <w:p>
@@ -1387,7 +1357,47 @@
                 <w:szCs w:val="22"/>
                 <w:lang w:val="id-ID"/>
               </w:rPr>
-              <w:t>Dari jabatan fungsional {valueJabatanLama} ke dalam jenjang jabatan fungsional {valueJabatanBaru} Kategori Keahllian dengan angka kredit {valueAngkaKredit}.</w:t>
+              <w:t>Dari jabatan fungsional {valueJabatanLama} ke dalam jenjang jabatan fungsional {valueJabatanBaru} Kategori</w:t>
+            </w:r>
+            <w:r>
+              <w:rPr>
+                <w:rFonts w:cs="Times New Roman"/>
+                <w:bCs/>
+                <w:sz w:val="22"/>
+                <w:szCs w:val="22"/>
+                <w:lang w:val="id-ID"/>
+              </w:rPr>
+              <w:t xml:space="preserve"> {</w:t>
+            </w:r>
+            <w:r>
+              <w:rPr>
+                <w:rFonts w:cs="Times New Roman"/>
+                <w:bCs/>
+                <w:sz w:val="22"/>
+                <w:szCs w:val="22"/>
+                <w:lang w:val="id-ID"/>
+              </w:rPr>
+              <w:t>valueKategoriJabatan</w:t>
+            </w:r>
+            <w:r>
+              <w:rPr>
+                <w:rFonts w:cs="Times New Roman"/>
+                <w:bCs/>
+                <w:sz w:val="22"/>
+                <w:szCs w:val="22"/>
+                <w:lang w:val="id-ID"/>
+              </w:rPr>
+              <w:t xml:space="preserve">} </w:t>
+            </w:r>
+            <w:r>
+              <w:rPr>
+                <w:rFonts w:cs="Times New Roman"/>
+                <w:bCs/>
+                <w:sz w:val="22"/>
+                <w:szCs w:val="22"/>
+                <w:lang w:val="id-ID"/>
+              </w:rPr>
+              <w:t>dengan angka kredit {valueAngkaKredit}.</w:t>
             </w:r>
           </w:p>
         </w:tc>
@@ -2927,7 +2937,6 @@
   <w:style w:type="character" w:default="1" w:styleId="DefaultParagraphFont">
     <w:name w:val="Default Paragraph Font"/>
     <w:uiPriority w:val="1"/>
-    <w:semiHidden/>
     <w:unhideWhenUsed/>
   </w:style>
   <w:style w:type="table" w:default="1" w:styleId="TableNormal">
